--- a/docs/client-onboarding-airtable-guide-v1.docx
+++ b/docs/client-onboarding-airtable-guide-v1.docx
@@ -187,7 +187,7 @@
         <w:pStyle w:val="Heading3"/>
       </w:pPr>
       <w:r>
-        <w:t>✅ 할 일 1: Airtable 베이스 초대</w:t>
+        <w:t>✅ 할 일 1: Referio 연동 전용 Airtable 베이스 생성 후 공유</w:t>
       </w:r>
     </w:p>
     <w:p>
@@ -195,33 +195,29 @@
         <w:rPr>
           <w:sz w:val="20"/>
         </w:rPr>
-        <w:t>Referio 팀 계정(</w:t>
+        <w:t>기존 Airtable 베이스 전체를 공유하지 않고, Referio 연동에 필요한 테이블만 담은 새 베이스를 별도로 만들어서 공유합니다.</w:t>
       </w:r>
       <w:r>
         <w:rPr>
           <w:rFonts w:ascii="Courier New" w:hAnsi="Courier New"/>
           <w:sz w:val="18"/>
         </w:rPr>
-        <w:t>cym@puzl.co.kr</w:t>
       </w:r>
       <w:r>
         <w:rPr>
           <w:sz w:val="20"/>
         </w:rPr>
-        <w:t xml:space="preserve">)을 해당 Airtable 베이스에 </w:t>
       </w:r>
       <w:r>
         <w:rPr>
           <w:b/>
           <w:sz w:val="20"/>
         </w:rPr>
-        <w:t>Editor</w:t>
       </w:r>
       <w:r>
         <w:rPr>
           <w:sz w:val="20"/>
         </w:rPr>
-        <w:t xml:space="preserve"> 권한으로 초대합니다.</w:t>
       </w:r>
     </w:p>
     <w:p>
@@ -234,7 +230,7 @@
           <w:color w:val="555555"/>
           <w:sz w:val="19"/>
         </w:rPr>
-        <w:t>Airtable 베이스 → 우측 상단 Share → Invite by email → cym@puzl.co.kr 입력 → Editor 선택</w:t>
+        <w:t>이 방식이 보안상 가장 안전합니다. 기존 베이스의 다른 데이터는 Referio에 노출되지 않습니다.</w:t>
       </w:r>
     </w:p>
     <w:p>
@@ -242,7 +238,7 @@
         <w:rPr>
           <w:sz w:val="20"/>
         </w:rPr>
-        <w:t>이것만으로 Referio가 해당 베이스에 접근해서 데이터를 읽을 수 있습니다.</w:t>
+        <w:t>생성 절차: ① Airtable에서 새 베이스 생성 (이름 예: Referio 리드 연동)  ② 아래 3번 섹션의 필드 구성에 맞게 테이블 설정  ③ 베이스 우측 상단 Share → Invite by email → cym@puzl.co.kr 입력 → Editor 선택</w:t>
       </w:r>
     </w:p>
     <w:p>
@@ -1103,7 +1099,7 @@
               <w:rPr>
                 <w:sz w:val="18"/>
               </w:rPr>
-              <w:t>Airtable 베이스에 cym@puzl.co.kr Editor 초대</w:t>
+              <w:t>Referio 연동 전용 새 베이스 생성 후 cym@puzl.co.kr Editor 초대</w:t>
             </w:r>
           </w:p>
         </w:tc>
